--- a/public/data/TUAN 7/DE_THI/de_thi_hsg_lam_dong_1_2_(7).docx
+++ b/public/data/TUAN 7/DE_THI/de_thi_hsg_lam_dong_1_2_(7).docx
@@ -860,233 +860,21 @@
       </w:r>
     </w:p>
     <w:p>
-      <w:r>
-        <w:br w:type="page"/>
-      </w:r>
-    </w:p>
-    <w:p>
       <w:pPr>
         <w:jc w:val="center"/>
       </w:pPr>
       <w:r>
         <w:rPr>
           <w:b/>
-          <w:color w:val="003366"/>
-          <w:sz w:val="28"/>
         </w:rPr>
-        <w:t>ĐÁP ÁN VÀ HƯỚNG DẪN CHẤM ĐỀ THI THỬ SỐ 07</w:t>
+        <w:t>------------------ HẾT ------------------</w:t>
+        <w:br/>
       </w:r>
-    </w:p>
-    <w:p>
       <w:r>
         <w:rPr>
-          <w:b/>
-          <w:color w:val="003366"/>
-          <w:sz w:val="24"/>
+          <w:i/>
         </w:rPr>
-        <w:t>CÂU 1: PRIMEODD (10.0 ĐIỂM) - PHÂN TÍCH THUẬT TOÁN &amp; CODE MẪU</w:t>
-      </w:r>
-    </w:p>
-    <w:p>
-      <w:r>
-        <w:t>- Phân tích giải thuật:</w:t>
-        <w:br/>
-        <w:t xml:space="preserve">  + Bước 1: Duyệt từng ký tự trong xâu S. Nếu là chữ số (char.isdigit()), gom nối tiếp vào biến tạm temp. Ngược lại, nếu gặp ký tự chữ cái thì ép kiểu int(temp) cất vào danh sách số.</w:t>
-        <w:br/>
-        <w:t xml:space="preserve">  + Bước 2: Đừng quên kiểm tra biến temp ngoài vòng lặp để không bị bỏ sót số cuối cùng của xâu.</w:t>
-        <w:br/>
-        <w:t xml:space="preserve">  + Bước 3: Cài đặt hàm is_prime(n) kiểm tra số nguyên tố tối ưu O(sqrt(n)). Cài đặt hàm check_all_odd_digits(n) kiểm tra xem mọi chữ số trong n có phải số lẻ (1, 3, 5, 7, 9) hay không.</w:t>
-        <w:br/>
-        <w:t xml:space="preserve">  + Bước 4: Lọc các số thỏa mãn, đếm số lượng, in danh sách và tính tổng ghi ra file PRIMEODD.OUT.</w:t>
-      </w:r>
-    </w:p>
-    <w:p>
-      <w:r>
-        <w:rPr>
-          <w:b/>
-        </w:rPr>
-        <w:t>Mã nguồn Python minh họa (PRIMEODD.PY):</w:t>
-      </w:r>
-    </w:p>
-    <w:p>
-      <w:pPr>
-        <w:ind w:left="288"/>
-      </w:pPr>
-      <w:r>
-        <w:rPr>
-          <w:rFonts w:ascii="Courier New" w:hAnsi="Courier New"/>
-          <w:sz w:val="19"/>
-        </w:rPr>
-        <w:t>import math</w:t>
-        <w:br/>
-        <w:br/>
-        <w:t>def is_prime(n):</w:t>
-        <w:br/>
-        <w:t xml:space="preserve">    if n &lt; 2: return False</w:t>
-        <w:br/>
-        <w:t xml:space="preserve">    if n in (2, 3): return True</w:t>
-        <w:br/>
-        <w:t xml:space="preserve">    if n % 2 == 0 or n % 3 == 0: return False</w:t>
-        <w:br/>
-        <w:t xml:space="preserve">    for i in range(5, int(math.isqrt(n)) + 1, 6):</w:t>
-        <w:br/>
-        <w:t xml:space="preserve">        if n % i == 0 or n % (i + 2) == 0:</w:t>
-        <w:br/>
-        <w:t xml:space="preserve">            return False</w:t>
-        <w:br/>
-        <w:t xml:space="preserve">    return True</w:t>
-        <w:br/>
-        <w:br/>
-        <w:t>def all_odd_digits(n):</w:t>
-        <w:br/>
-        <w:t xml:space="preserve">    for digit in str(n):</w:t>
-        <w:br/>
-        <w:t xml:space="preserve">        if int(digit) % 2 == 0:</w:t>
-        <w:br/>
-        <w:t xml:space="preserve">            return False</w:t>
-        <w:br/>
-        <w:t xml:space="preserve">    return True</w:t>
-        <w:br/>
-        <w:br/>
-        <w:t># Đọc dữ liệu từ file PRIMEODD.INP</w:t>
-        <w:br/>
-        <w:t>with open("PRIMEODD.INP", "r", encoding="utf-8") as f:</w:t>
-        <w:br/>
-        <w:t xml:space="preserve">    s = f.read().strip()</w:t>
-        <w:br/>
-        <w:br/>
-        <w:t># Bóc tách các số nguyên từ xâu S</w:t>
-        <w:br/>
-        <w:t>temp = ""</w:t>
-        <w:br/>
-        <w:t>numbers = []</w:t>
-        <w:br/>
-        <w:t>for char in s:</w:t>
-        <w:br/>
-        <w:t xml:space="preserve">    if char.isdigit():</w:t>
-        <w:br/>
-        <w:t xml:space="preserve">        temp += char</w:t>
-        <w:br/>
-        <w:t xml:space="preserve">    else:</w:t>
-        <w:br/>
-        <w:t xml:space="preserve">        if temp != "":</w:t>
-        <w:br/>
-        <w:t xml:space="preserve">            numbers.append(int(temp))</w:t>
-        <w:br/>
-        <w:t xml:space="preserve">            temp = ""</w:t>
-        <w:br/>
-        <w:t>if temp != "":</w:t>
-        <w:br/>
-        <w:t xml:space="preserve">    numbers.append(int(temp))</w:t>
-        <w:br/>
-        <w:br/>
-        <w:t># Lọc các số thỏa mãn cả hai điều kiện</w:t>
-        <w:br/>
-        <w:t>result_numbers = [x for x in numbers if is_prime(x) and all_odd_digits(x)]</w:t>
-        <w:br/>
-        <w:br/>
-        <w:t># Ghi kết quả ra file PRIMEODD.OUT</w:t>
-        <w:br/>
-        <w:t>with open("PRIMEODD.OUT", "w", encoding="utf-8") as f:</w:t>
-        <w:br/>
-        <w:t xml:space="preserve">    if not result_numbers:</w:t>
-        <w:br/>
-        <w:t xml:space="preserve">        f.write("-1\n")</w:t>
-        <w:br/>
-        <w:t xml:space="preserve">    else:</w:t>
-        <w:br/>
-        <w:t xml:space="preserve">        f.write(f"{len(result_numbers)}\n")</w:t>
-        <w:br/>
-        <w:t xml:space="preserve">        f.write(" ".join(map(str, result_numbers)) + "\n")</w:t>
-        <w:br/>
-        <w:t xml:space="preserve">        f.write(f"{sum(result_numbers)}\n")</w:t>
-      </w:r>
-    </w:p>
-    <w:p/>
-    <w:p>
-      <w:r>
-        <w:rPr>
-          <w:b/>
-          <w:color w:val="003366"/>
-          <w:sz w:val="24"/>
-        </w:rPr>
-        <w:t>CÂU 2: SAURIENG (10.0 ĐIỂM) - PHÂN TÍCH THUẬT TOÁN &amp; CODE MẪU</w:t>
-      </w:r>
-    </w:p>
-    <w:p>
-      <w:r>
-        <w:t>- Phân tích giải thuật (Thuật toán Tham lam - Greedy):</w:t>
-        <w:br/>
-        <w:t xml:space="preserve">  + Yêu cầu thu mua từ NHIỀU NHÀ VƯỜN NHẤT dẫn đến chiến lược Tham lam: Chọn các nhà vườn có sản lượng nhỏ nhất trước.</w:t>
-        <w:br/>
-        <w:t xml:space="preserve">  + Sắp xếp mảng sản lượng A tăng dần bằng phương thức a.sort() có độ phức tạp O(N log N).</w:t>
-        <w:br/>
-        <w:t xml:space="preserve">  + Duyệt từng sản lượng đã sắp xếp, cộng dồn vào tổng khối lượng total_weight. Nếu total_weight + price &lt;= K thì tiếp tục thu mua và tăng biến đếm count += 1. Khi tổng vượt quá K thì dừng lại.</w:t>
-        <w:br/>
-        <w:t xml:space="preserve">  + Ghi số lượng count và tổng khối lượng total_weight ra file SAURIENG.OUT.</w:t>
-      </w:r>
-    </w:p>
-    <w:p>
-      <w:r>
-        <w:rPr>
-          <w:b/>
-        </w:rPr>
-        <w:t>Mã nguồn Python minh họa (SAURIENG.PY):</w:t>
-      </w:r>
-    </w:p>
-    <w:p>
-      <w:pPr>
-        <w:ind w:left="288"/>
-      </w:pPr>
-      <w:r>
-        <w:rPr>
-          <w:rFonts w:ascii="Courier New" w:hAnsi="Courier New"/>
-          <w:sz w:val="19"/>
-        </w:rPr>
-        <w:t># Đọc dữ liệu từ tệp SAURIENG.INP</w:t>
-        <w:br/>
-        <w:t>with open("SAURIENG.INP", "r", encoding="utf-8") as f:</w:t>
-        <w:br/>
-        <w:t xml:space="preserve">    lines = f.read().split()</w:t>
-        <w:br/>
-        <w:br/>
-        <w:t>if lines:</w:t>
-        <w:br/>
-        <w:t xml:space="preserve">    n = int(lines[0])</w:t>
-        <w:br/>
-        <w:t xml:space="preserve">    k = int(lines[1])</w:t>
-        <w:br/>
-        <w:t xml:space="preserve">    a = [int(x) for x in lines[2:]]</w:t>
-        <w:br/>
-        <w:br/>
-        <w:t xml:space="preserve">    # Chiến thuật tham lam: Sắp xếp sản lượng tăng dần</w:t>
-        <w:br/>
-        <w:t xml:space="preserve">    a.sort()</w:t>
-        <w:br/>
-        <w:br/>
-        <w:t xml:space="preserve">    count = 0</w:t>
-        <w:br/>
-        <w:t xml:space="preserve">    total_weight = 0</w:t>
-        <w:br/>
-        <w:br/>
-        <w:t xml:space="preserve">    for weight in a:</w:t>
-        <w:br/>
-        <w:t xml:space="preserve">        if total_weight + weight &lt;= k:</w:t>
-        <w:br/>
-        <w:t xml:space="preserve">            total_weight += weight</w:t>
-        <w:br/>
-        <w:t xml:space="preserve">            count += 1</w:t>
-        <w:br/>
-        <w:t xml:space="preserve">        else:</w:t>
-        <w:br/>
-        <w:t xml:space="preserve">            break</w:t>
-        <w:br/>
-        <w:br/>
-        <w:t xml:space="preserve">    # Ghi kết quả ra tệp SAURIENG.OUT</w:t>
-        <w:br/>
-        <w:t xml:space="preserve">    with open("SAURIENG.OUT", "w", encoding="utf-8") as f:</w:t>
-        <w:br/>
-        <w:t xml:space="preserve">        f.write(f"{count} {total_weight}\n")</w:t>
+        <w:t>(Cán bộ coi thi không giải thích gì thêm)</w:t>
       </w:r>
     </w:p>
     <w:sectPr>
